--- a/3.Linux/03.Files and Permissions/Linux Lab 3 Files and Permissions.docx
+++ b/3.Linux/03.Files and Permissions/Linux Lab 3 Files and Permissions.docx
@@ -1,6 +1,6 @@
 
 <file path=word/document.xml><?xml version="1.0" encoding="utf-8"?>
-<w:document xmlns:wpc="http://schemas.microsoft.com/office/word/2010/wordprocessingCanvas" xmlns:cx="http://schemas.microsoft.com/office/drawing/2014/chartex" xmlns:cx1="http://schemas.microsoft.com/office/drawing/2015/9/8/chartex" xmlns:cx2="http://schemas.microsoft.com/office/drawing/2015/10/21/chartex" xmlns:cx3="http://schemas.microsoft.com/office/drawing/2016/5/9/chartex" xmlns:cx4="http://schemas.microsoft.com/office/drawing/2016/5/10/chartex" xmlns:cx5="http://schemas.microsoft.com/office/drawing/2016/5/11/chartex" xmlns:cx6="http://schemas.microsoft.com/office/drawing/2016/5/12/chartex" xmlns:cx7="http://schemas.microsoft.com/office/drawing/2016/5/13/chartex" xmlns:cx8="http://schemas.microsoft.com/office/drawing/2016/5/14/chartex" xmlns:mc="http://schemas.openxmlformats.org/markup-compatibility/2006" xmlns:aink="http://schemas.microsoft.com/office/drawing/2016/ink" xmlns:am3d="http://schemas.microsoft.com/office/drawing/2017/model3d" xmlns:o="urn:schemas-microsoft-com:office:office" xmlns:oel="http://schemas.microsoft.com/office/2019/extlst" xmlns:r="http://schemas.openxmlformats.org/officeDocument/2006/relationships" xmlns:m="http://schemas.openxmlformats.org/officeDocument/2006/math" xmlns:v="urn:schemas-microsoft-com:vml" xmlns:wp14="http://schemas.microsoft.com/office/word/2010/wordprocessingDrawing" xmlns:wp="http://schemas.openxmlformats.org/drawingml/2006/wordprocessingDrawing" xmlns:w10="urn:schemas-microsoft-com:office:word" xmlns:w="http://schemas.openxmlformats.org/wordprocessingml/2006/main" xmlns:w14="http://schemas.microsoft.com/office/word/2010/wordml" xmlns:w15="http://schemas.microsoft.com/office/word/2012/wordml" xmlns:w16cex="http://schemas.microsoft.com/office/word/2018/wordml/cex" xmlns:w16cid="http://schemas.microsoft.com/office/word/2016/wordml/cid" xmlns:w16="http://schemas.microsoft.com/office/word/2018/wordml" xmlns:w16sdtdh="http://schemas.microsoft.com/office/word/2020/wordml/sdtdatahash" xmlns:w16se="http://schemas.microsoft.com/office/word/2015/wordml/symex" xmlns:wpg="http://schemas.microsoft.com/office/word/2010/wordprocessingGroup" xmlns:wpi="http://schemas.microsoft.com/office/word/2010/wordprocessingInk" xmlns:wne="http://schemas.microsoft.com/office/word/2006/wordml" xmlns:wps="http://schemas.microsoft.com/office/word/2010/wordprocessingShape" mc:Ignorable="w14 w15 w16se w16cid w16 w16cex w16sdtdh wp14">
+<w:document xmlns:wpc="http://schemas.microsoft.com/office/word/2010/wordprocessingCanvas" xmlns:cx="http://schemas.microsoft.com/office/drawing/2014/chartex" xmlns:cx1="http://schemas.microsoft.com/office/drawing/2015/9/8/chartex" xmlns:cx2="http://schemas.microsoft.com/office/drawing/2015/10/21/chartex" xmlns:cx3="http://schemas.microsoft.com/office/drawing/2016/5/9/chartex" xmlns:cx4="http://schemas.microsoft.com/office/drawing/2016/5/10/chartex" xmlns:cx5="http://schemas.microsoft.com/office/drawing/2016/5/11/chartex" xmlns:cx6="http://schemas.microsoft.com/office/drawing/2016/5/12/chartex" xmlns:cx7="http://schemas.microsoft.com/office/drawing/2016/5/13/chartex" xmlns:cx8="http://schemas.microsoft.com/office/drawing/2016/5/14/chartex" xmlns:mc="http://schemas.openxmlformats.org/markup-compatibility/2006" xmlns:aink="http://schemas.microsoft.com/office/drawing/2016/ink" xmlns:am3d="http://schemas.microsoft.com/office/drawing/2017/model3d" xmlns:o="urn:schemas-microsoft-com:office:office" xmlns:oel="http://schemas.microsoft.com/office/2019/extlst" xmlns:r="http://schemas.openxmlformats.org/officeDocument/2006/relationships" xmlns:m="http://schemas.openxmlformats.org/officeDocument/2006/math" xmlns:v="urn:schemas-microsoft-com:vml" xmlns:wp14="http://schemas.microsoft.com/office/word/2010/wordprocessingDrawing" xmlns:wp="http://schemas.openxmlformats.org/drawingml/2006/wordprocessingDrawing" xmlns:w10="urn:schemas-microsoft-com:office:word" xmlns:w="http://schemas.openxmlformats.org/wordprocessingml/2006/main" xmlns:w14="http://schemas.microsoft.com/office/word/2010/wordml" xmlns:w15="http://schemas.microsoft.com/office/word/2012/wordml" xmlns:w16cex="http://schemas.microsoft.com/office/word/2018/wordml/cex" xmlns:w16cid="http://schemas.microsoft.com/office/word/2016/wordml/cid" xmlns:w16="http://schemas.microsoft.com/office/word/2018/wordml" xmlns:w16du="http://schemas.microsoft.com/office/word/2023/wordml/word16du" xmlns:w16sdtdh="http://schemas.microsoft.com/office/word/2020/wordml/sdtdatahash" xmlns:w16se="http://schemas.microsoft.com/office/word/2015/wordml/symex" xmlns:wpg="http://schemas.microsoft.com/office/word/2010/wordprocessingGroup" xmlns:wpi="http://schemas.microsoft.com/office/word/2010/wordprocessingInk" xmlns:wne="http://schemas.microsoft.com/office/word/2006/wordml" xmlns:wps="http://schemas.microsoft.com/office/word/2010/wordprocessingShape" mc:Ignorable="w14 w15 w16se w16cid w16 w16cex w16sdtdh w16du wp14">
   <w:body>
     <w:p>
       <w:pPr>
@@ -30,7 +30,48 @@
     </w:p>
     <w:p>
       <w:r>
-        <w:t>Read “The Linux Command Line”, Chapter 9, pp 77 - 93 in the printed text or pp 90 - 109 in the pdf.  Feel free to run any of the examples in a terminal on your Ubuntu VM.</w:t>
+        <w:t xml:space="preserve">Read “The Linux Command Line”, Chapter 9, pp </w:t>
+      </w:r>
+      <w:r>
+        <w:t>81</w:t>
+      </w:r>
+      <w:r>
+        <w:t xml:space="preserve"> - 9</w:t>
+      </w:r>
+      <w:r>
+        <w:t>7</w:t>
+      </w:r>
+      <w:r>
+        <w:t xml:space="preserve"> in the </w:t>
+      </w:r>
+      <w:r>
+        <w:t>2</w:t>
+      </w:r>
+      <w:r>
+        <w:rPr>
+          <w:vertAlign w:val="superscript"/>
+        </w:rPr>
+        <w:t>nd</w:t>
+      </w:r>
+      <w:r>
+        <w:t xml:space="preserve"> edition</w:t>
+      </w:r>
+      <w:r>
+        <w:t xml:space="preserve"> text or pp 90 - 109 in the pdf.  Feel free to run any of the examples in a terminal on your Ubuntu VM.</w:t>
+      </w:r>
+    </w:p>
+    <w:p>
+      <w:r>
+        <w:t>Get the PDF of the 2</w:t>
+      </w:r>
+      <w:r>
+        <w:rPr>
+          <w:vertAlign w:val="superscript"/>
+        </w:rPr>
+        <w:t>nd</w:t>
+      </w:r>
+      <w:r>
+        <w:t xml:space="preserve"> edition from Canvas.</w:t>
       </w:r>
     </w:p>
     <w:p>
@@ -55,7 +96,16 @@
     </w:p>
     <w:p>
       <w:r>
-        <w:t>Download a PDF of the book.</w:t>
+        <w:t>Download a PDF of the book</w:t>
+      </w:r>
+      <w:r>
+        <w:t xml:space="preserve"> (free "Internet" version</w:t>
+      </w:r>
+      <w:r>
+        <w:t>.</w:t>
+      </w:r>
+      <w:r>
+        <w:t>)</w:t>
       </w:r>
       <w:r>
         <w:br/>
@@ -223,6 +273,7 @@
     <w:p/>
     <w:p>
       <w:r>
+        <w:lastRenderedPageBreak/>
         <w:t xml:space="preserve">7)  Use the su command to </w:t>
       </w:r>
       <w:r>
@@ -398,7 +449,7 @@
 </file>
 
 <file path=word/numbering.xml><?xml version="1.0" encoding="utf-8"?>
-<w:numbering xmlns:wpc="http://schemas.microsoft.com/office/word/2010/wordprocessingCanvas" xmlns:cx="http://schemas.microsoft.com/office/drawing/2014/chartex" xmlns:cx1="http://schemas.microsoft.com/office/drawing/2015/9/8/chartex" xmlns:cx2="http://schemas.microsoft.com/office/drawing/2015/10/21/chartex" xmlns:cx3="http://schemas.microsoft.com/office/drawing/2016/5/9/chartex" xmlns:cx4="http://schemas.microsoft.com/office/drawing/2016/5/10/chartex" xmlns:cx5="http://schemas.microsoft.com/office/drawing/2016/5/11/chartex" xmlns:cx6="http://schemas.microsoft.com/office/drawing/2016/5/12/chartex" xmlns:cx7="http://schemas.microsoft.com/office/drawing/2016/5/13/chartex" xmlns:cx8="http://schemas.microsoft.com/office/drawing/2016/5/14/chartex" xmlns:mc="http://schemas.openxmlformats.org/markup-compatibility/2006" xmlns:aink="http://schemas.microsoft.com/office/drawing/2016/ink" xmlns:am3d="http://schemas.microsoft.com/office/drawing/2017/model3d" xmlns:o="urn:schemas-microsoft-com:office:office" xmlns:oel="http://schemas.microsoft.com/office/2019/extlst" xmlns:r="http://schemas.openxmlformats.org/officeDocument/2006/relationships" xmlns:m="http://schemas.openxmlformats.org/officeDocument/2006/math" xmlns:v="urn:schemas-microsoft-com:vml" xmlns:wp14="http://schemas.microsoft.com/office/word/2010/wordprocessingDrawing" xmlns:wp="http://schemas.openxmlformats.org/drawingml/2006/wordprocessingDrawing" xmlns:w10="urn:schemas-microsoft-com:office:word" xmlns:w="http://schemas.openxmlformats.org/wordprocessingml/2006/main" xmlns:w14="http://schemas.microsoft.com/office/word/2010/wordml" xmlns:w15="http://schemas.microsoft.com/office/word/2012/wordml" xmlns:w16cex="http://schemas.microsoft.com/office/word/2018/wordml/cex" xmlns:w16cid="http://schemas.microsoft.com/office/word/2016/wordml/cid" xmlns:w16="http://schemas.microsoft.com/office/word/2018/wordml" xmlns:w16sdtdh="http://schemas.microsoft.com/office/word/2020/wordml/sdtdatahash" xmlns:w16se="http://schemas.microsoft.com/office/word/2015/wordml/symex" xmlns:wpg="http://schemas.microsoft.com/office/word/2010/wordprocessingGroup" xmlns:wpi="http://schemas.microsoft.com/office/word/2010/wordprocessingInk" xmlns:wne="http://schemas.microsoft.com/office/word/2006/wordml" xmlns:wps="http://schemas.microsoft.com/office/word/2010/wordprocessingShape" mc:Ignorable="w14 w15 w16se w16cid w16 w16cex w16sdtdh wp14">
+<w:numbering xmlns:wpc="http://schemas.microsoft.com/office/word/2010/wordprocessingCanvas" xmlns:cx="http://schemas.microsoft.com/office/drawing/2014/chartex" xmlns:cx1="http://schemas.microsoft.com/office/drawing/2015/9/8/chartex" xmlns:cx2="http://schemas.microsoft.com/office/drawing/2015/10/21/chartex" xmlns:cx3="http://schemas.microsoft.com/office/drawing/2016/5/9/chartex" xmlns:cx4="http://schemas.microsoft.com/office/drawing/2016/5/10/chartex" xmlns:cx5="http://schemas.microsoft.com/office/drawing/2016/5/11/chartex" xmlns:cx6="http://schemas.microsoft.com/office/drawing/2016/5/12/chartex" xmlns:cx7="http://schemas.microsoft.com/office/drawing/2016/5/13/chartex" xmlns:cx8="http://schemas.microsoft.com/office/drawing/2016/5/14/chartex" xmlns:mc="http://schemas.openxmlformats.org/markup-compatibility/2006" xmlns:aink="http://schemas.microsoft.com/office/drawing/2016/ink" xmlns:am3d="http://schemas.microsoft.com/office/drawing/2017/model3d" xmlns:o="urn:schemas-microsoft-com:office:office" xmlns:oel="http://schemas.microsoft.com/office/2019/extlst" xmlns:r="http://schemas.openxmlformats.org/officeDocument/2006/relationships" xmlns:m="http://schemas.openxmlformats.org/officeDocument/2006/math" xmlns:v="urn:schemas-microsoft-com:vml" xmlns:wp14="http://schemas.microsoft.com/office/word/2010/wordprocessingDrawing" xmlns:wp="http://schemas.openxmlformats.org/drawingml/2006/wordprocessingDrawing" xmlns:w10="urn:schemas-microsoft-com:office:word" xmlns:w="http://schemas.openxmlformats.org/wordprocessingml/2006/main" xmlns:w14="http://schemas.microsoft.com/office/word/2010/wordml" xmlns:w15="http://schemas.microsoft.com/office/word/2012/wordml" xmlns:w16cex="http://schemas.microsoft.com/office/word/2018/wordml/cex" xmlns:w16cid="http://schemas.microsoft.com/office/word/2016/wordml/cid" xmlns:w16="http://schemas.microsoft.com/office/word/2018/wordml" xmlns:w16du="http://schemas.microsoft.com/office/word/2023/wordml/word16du" xmlns:w16sdtdh="http://schemas.microsoft.com/office/word/2020/wordml/sdtdatahash" xmlns:w16se="http://schemas.microsoft.com/office/word/2015/wordml/symex" xmlns:wpg="http://schemas.microsoft.com/office/word/2010/wordprocessingGroup" xmlns:wpi="http://schemas.microsoft.com/office/word/2010/wordprocessingInk" xmlns:wne="http://schemas.microsoft.com/office/word/2006/wordml" xmlns:wps="http://schemas.microsoft.com/office/word/2010/wordprocessingShape" mc:Ignorable="w14 w15 w16se w16cid w16 w16cex w16sdtdh w16du wp14">
   <w:abstractNum w:abstractNumId="0" w15:restartNumberingAfterBreak="0">
     <w:nsid w:val="767772AD"/>
     <w:multiLevelType w:val="hybridMultilevel"/>
@@ -519,7 +570,7 @@
 </file>
 
 <file path=word/styles.xml><?xml version="1.0" encoding="utf-8"?>
-<w:styles xmlns:mc="http://schemas.openxmlformats.org/markup-compatibility/2006" xmlns:r="http://schemas.openxmlformats.org/officeDocument/2006/relationships" xmlns:w="http://schemas.openxmlformats.org/wordprocessingml/2006/main" xmlns:w14="http://schemas.microsoft.com/office/word/2010/wordml" xmlns:w15="http://schemas.microsoft.com/office/word/2012/wordml" xmlns:w16cex="http://schemas.microsoft.com/office/word/2018/wordml/cex" xmlns:w16cid="http://schemas.microsoft.com/office/word/2016/wordml/cid" xmlns:w16="http://schemas.microsoft.com/office/word/2018/wordml" xmlns:w16sdtdh="http://schemas.microsoft.com/office/word/2020/wordml/sdtdatahash" xmlns:w16se="http://schemas.microsoft.com/office/word/2015/wordml/symex" mc:Ignorable="w14 w15 w16se w16cid w16 w16cex w16sdtdh">
+<w:styles xmlns:mc="http://schemas.openxmlformats.org/markup-compatibility/2006" xmlns:r="http://schemas.openxmlformats.org/officeDocument/2006/relationships" xmlns:w="http://schemas.openxmlformats.org/wordprocessingml/2006/main" xmlns:w14="http://schemas.microsoft.com/office/word/2010/wordml" xmlns:w15="http://schemas.microsoft.com/office/word/2012/wordml" xmlns:w16cex="http://schemas.microsoft.com/office/word/2018/wordml/cex" xmlns:w16cid="http://schemas.microsoft.com/office/word/2016/wordml/cid" xmlns:w16="http://schemas.microsoft.com/office/word/2018/wordml" xmlns:w16du="http://schemas.microsoft.com/office/word/2023/wordml/word16du" xmlns:w16sdtdh="http://schemas.microsoft.com/office/word/2020/wordml/sdtdatahash" xmlns:w16se="http://schemas.microsoft.com/office/word/2015/wordml/symex" mc:Ignorable="w14 w15 w16se w16cid w16 w16cex w16sdtdh w16du">
   <w:docDefaults>
     <w:rPrDefault>
       <w:rPr>
